--- a/docs/AtoM_Heratio_Research_Portal_Feature_Overview.docx
+++ b/docs/AtoM_Heratio_Research_Portal_Feature_Overview.docx
@@ -935,33 +935,33 @@
               <w:jc w:val="left"/>
             </w:pPr>
             <w:r>
-              <w:t xml:space="preserve">A unified timeline combining custody handoffs, Spectrum movement records, and provenance events</w:t>
-            </w:r>
-          </w:p>
-        </w:tc>
-      </w:tr>
-      <w:tr>
-        <w:tc>
-          <w:tcPr/>
-          <w:p>
-            <w:pPr>
-              <w:pStyle w:val="Compact"/>
-              <w:jc w:val="left"/>
-            </w:pPr>
-            <w:r>
-              <w:t xml:space="preserve">Spectrum 5.1 integration</w:t>
-            </w:r>
-          </w:p>
-        </w:tc>
-        <w:tc>
-          <w:tcPr/>
-          <w:p>
-            <w:pPr>
-              <w:pStyle w:val="Compact"/>
-              <w:jc w:val="left"/>
-            </w:pPr>
-            <w:r>
-              <w:t xml:space="preserve">Every custody event auto-generates a Spectrum-compliant movement record</w:t>
+              <w:t xml:space="preserve">A unified timeline combining custody handoffs, Collections Procedures movement records, and provenance events</w:t>
+            </w:r>
+          </w:p>
+        </w:tc>
+      </w:tr>
+      <w:tr>
+        <w:tc>
+          <w:tcPr/>
+          <w:p>
+            <w:pPr>
+              <w:pStyle w:val="Compact"/>
+              <w:jc w:val="left"/>
+            </w:pPr>
+            <w:r>
+              <w:t xml:space="preserve">Collections Procedures integration</w:t>
+            </w:r>
+          </w:p>
+        </w:tc>
+        <w:tc>
+          <w:tcPr/>
+          <w:p>
+            <w:pPr>
+              <w:pStyle w:val="Compact"/>
+              <w:jc w:val="left"/>
+            </w:pPr>
+            <w:r>
+              <w:t xml:space="preserve">Every custody event auto-generates a Collections Procedures-compliant movement record</w:t>
             </w:r>
           </w:p>
         </w:tc>
@@ -6606,7 +6606,7 @@
               <w:jc w:val="left"/>
             </w:pPr>
             <w:r>
-              <w:t xml:space="preserve">Spectrum 5.1</w:t>
+              <w:t xml:space="preserve">Collections Procedures</w:t>
             </w:r>
           </w:p>
         </w:tc>
@@ -7012,7 +7012,7 @@
         <w:pStyle w:val="Compact"/>
       </w:pPr>
       <w:r>
-        <w:t xml:space="preserve">Custody tracking (handoff records, Spectrum movement integration)</w:t>
+        <w:t xml:space="preserve">Custody tracking (handoff records, Collections Procedures movement integration)</w:t>
       </w:r>
     </w:p>
     <w:p>
